--- a/Anonymization_v4/docs/OP_Technical_Guide.docx
+++ b/Anonymization_v4/docs/OP_Technical_Guide.docx
@@ -17,6 +17,290 @@
           <w:b/>
         </w:rPr>
         <w:t xml:space="preserve">KTP Payment Factory · OP schema · version 4</w:t>
+      </w:r>
+    </w:p>
+    <w:p>
+      <w:pPr>
+        <w:pBdr>
+          <w:left w:val="single" w:sz="18" w:space="8" w:color="C9A227"/>
+        </w:pBdr>
+        <w:ind w:left="360"/>
+      </w:pPr>
+      <w:r>
+        <w:rPr>
+          <w:b/>
+        </w:rPr>
+        <w:t xml:space="preserve">Out of date in parts — being rewritten.</w:t>
+      </w:r>
+      <w:r>
+        <w:t xml:space="preserve"> This guide describes v4 before the typed-identity fix of 2026-10-20. Where it disagrees with the following, the following is right — and so are </w:t>
+      </w:r>
+      <w:r>
+        <w:rPr>
+          <w:rStyle w:val="CodeChar"/>
+        </w:rPr>
+        <w:t xml:space="preserve">config/anonymization.template.ini</w:t>
+      </w:r>
+      <w:r>
+        <w:t xml:space="preserve"> and the headers of the two inventory CSVs:</w:t>
+      </w:r>
+    </w:p>
+    <w:p>
+      <w:pPr>
+        <w:pBdr>
+          <w:left w:val="single" w:sz="18" w:space="8" w:color="C9A227"/>
+        </w:pBdr>
+        <w:ind w:left="720" w:hanging="280"/>
+        <w:spacing w:after="60"/>
+      </w:pPr>
+      <w:r>
+        <w:t xml:space="preserve">•  </w:t>
+      </w:r>
+      <w:r>
+        <w:rPr>
+          <w:b/>
+        </w:rPr>
+        <w:t xml:space="preserve">Identifiers are typed.</w:t>
+      </w:r>
+      <w:r>
+        <w:t xml:space="preserve"> Every party — entity </w:t>
+      </w:r>
+      <w:r>
+        <w:rPr>
+          <w:rStyle w:val="CodeChar"/>
+        </w:rPr>
+        <w:t xml:space="preserve">E_</w:t>
+      </w:r>
+      <w:r>
+        <w:t xml:space="preserve">, portfolio </w:t>
+      </w:r>
+      <w:r>
+        <w:rPr>
+          <w:rStyle w:val="CodeChar"/>
+        </w:rPr>
+        <w:t xml:space="preserve">P_</w:t>
+      </w:r>
+      <w:r>
+        <w:t xml:space="preserve">, counterparty </w:t>
+      </w:r>
+      <w:r>
+        <w:rPr>
+          <w:rStyle w:val="CodeChar"/>
+        </w:rPr>
+        <w:t xml:space="preserve">T_</w:t>
+      </w:r>
+      <w:r>
+        <w:t xml:space="preserve">, and the new </w:t>
+      </w:r>
+      <w:r>
+        <w:rPr>
+          <w:i/>
+        </w:rPr>
+        <w:t xml:space="preserve">unclassified party</w:t>
+      </w:r>
+      <w:r>
+        <w:t xml:space="preserve"> </w:t>
+      </w:r>
+      <w:r>
+        <w:rPr>
+          <w:rStyle w:val="CodeChar"/>
+        </w:rPr>
+        <w:t xml:space="preserve">X_</w:t>
+      </w:r>
+      <w:r>
+        <w:t xml:space="preserve">, with the reason recorded — and every bank account </w:t>
+      </w:r>
+      <w:r>
+        <w:rPr>
+          <w:rStyle w:val="CodeChar"/>
+        </w:rPr>
+        <w:t xml:space="preserve">CB_</w:t>
+      </w:r>
+      <w:r>
+        <w:t xml:space="preserve"> is classified once, from the data, before anything changes. A column only ever receives the translation of the domain it holds: </w:t>
+      </w:r>
+      <w:r>
+        <w:rPr>
+          <w:rStyle w:val="CodeChar"/>
+        </w:rPr>
+        <w:t xml:space="preserve">PARTY</w:t>
+      </w:r>
+      <w:r>
+        <w:t xml:space="preserve">, </w:t>
+      </w:r>
+      <w:r>
+        <w:rPr>
+          <w:rStyle w:val="CodeChar"/>
+        </w:rPr>
+        <w:t xml:space="preserve">BANK_ACCOUNT</w:t>
+      </w:r>
+      <w:r>
+        <w:t xml:space="preserve">, </w:t>
+      </w:r>
+      <w:r>
+        <w:rPr>
+          <w:rStyle w:val="CodeChar"/>
+        </w:rPr>
+        <w:t xml:space="preserve">MIXED</w:t>
+      </w:r>
+      <w:r>
+        <w:t xml:space="preserve"> (reviewed columns holding both) or </w:t>
+      </w:r>
+      <w:r>
+        <w:rPr>
+          <w:rStyle w:val="CodeChar"/>
+        </w:rPr>
+        <w:t xml:space="preserve">NODE_ROLE</w:t>
+      </w:r>
+      <w:r>
+        <w:t xml:space="preserve"> (the structure tree, by each node's role). The category </w:t>
+      </w:r>
+      <w:r>
+        <w:rPr>
+          <w:rStyle w:val="CodeChar"/>
+        </w:rPr>
+        <w:t xml:space="preserve">ANY</w:t>
+      </w:r>
+      <w:r>
+        <w:t xml:space="preserve"> is gone.</w:t>
+      </w:r>
+    </w:p>
+    <w:p>
+      <w:pPr>
+        <w:pBdr>
+          <w:left w:val="single" w:sz="18" w:space="8" w:color="C9A227"/>
+        </w:pBdr>
+        <w:ind w:left="720" w:hanging="280"/>
+        <w:spacing w:after="60"/>
+      </w:pPr>
+      <w:r>
+        <w:t xml:space="preserve">•  </w:t>
+      </w:r>
+      <w:r>
+        <w:rPr>
+          <w:b/>
+        </w:rPr>
+        <w:t xml:space="preserve">The three switches of a category are independent.</w:t>
+      </w:r>
+      <w:r>
+        <w:t xml:space="preserve"> </w:t>
+      </w:r>
+      <w:r>
+        <w:rPr>
+          <w:rStyle w:val="CodeChar"/>
+        </w:rPr>
+        <w:t xml:space="preserve">ANONYMIZE_&lt;CATEGORY&gt;</w:t>
+      </w:r>
+      <w:r>
+        <w:t xml:space="preserve"> renames identifiers only; </w:t>
+      </w:r>
+      <w:r>
+        <w:rPr>
+          <w:rStyle w:val="CodeChar"/>
+        </w:rPr>
+        <w:t xml:space="preserve">_DESCRIPTION</w:t>
+      </w:r>
+      <w:r>
+        <w:t xml:space="preserve"> and </w:t>
+      </w:r>
+      <w:r>
+        <w:rPr>
+          <w:rStyle w:val="CodeChar"/>
+        </w:rPr>
+        <w:t xml:space="preserve">_ATTRIBUTES</w:t>
+      </w:r>
+      <w:r>
+        <w:t xml:space="preserve"> mask labels and attributes even when the identifier is kept. Five categories, every switch on by default.</w:t>
+      </w:r>
+    </w:p>
+    <w:p>
+      <w:pPr>
+        <w:pBdr>
+          <w:left w:val="single" w:sz="18" w:space="8" w:color="C9A227"/>
+        </w:pBdr>
+        <w:ind w:left="720" w:hanging="280"/>
+        <w:spacing w:after="60"/>
+      </w:pPr>
+      <w:r>
+        <w:t xml:space="preserve">•  </w:t>
+      </w:r>
+      <w:r>
+        <w:rPr>
+          <w:b/>
+        </w:rPr>
+        <w:t xml:space="preserve">No checkbox exceptions.</w:t>
+      </w:r>
+      <w:r>
+        <w:t xml:space="preserve"> </w:t>
+      </w:r>
+      <w:r>
+        <w:rPr>
+          <w:rStyle w:val="CodeChar"/>
+        </w:rPr>
+        <w:t xml:space="preserve">MIN_CODE_LENGTH</w:t>
+      </w:r>
+      <w:r>
+        <w:t xml:space="preserve"> and the one-character column rule are gone: every listed column is processed, a one-character identifier is anonymized like any other, and a column that must not be touched is left out of the inventory.</w:t>
+      </w:r>
+    </w:p>
+    <w:p>
+      <w:pPr>
+        <w:pBdr>
+          <w:left w:val="single" w:sz="18" w:space="8" w:color="C9A227"/>
+        </w:pBdr>
+        <w:ind w:left="720" w:hanging="280"/>
+        <w:spacing w:after="60"/>
+      </w:pPr>
+      <w:r>
+        <w:t xml:space="preserve">•  </w:t>
+      </w:r>
+      <w:r>
+        <w:rPr>
+          <w:b/>
+        </w:rPr>
+        <w:t xml:space="preserve">A new scope decision</w:t>
+      </w:r>
+      <w:r>
+        <w:t xml:space="preserve">, </w:t>
+      </w:r>
+      <w:r>
+        <w:rPr>
+          <w:rStyle w:val="CodeChar"/>
+        </w:rPr>
+        <w:t xml:space="preserve">APPROVE_STRUCTURE_ONLY_ACCOUNTS</w:t>
+      </w:r>
+      <w:r>
+        <w:t xml:space="preserve">, for account nodes that have no </w:t>
+      </w:r>
+      <w:r>
+        <w:rPr>
+          <w:rStyle w:val="CodeChar"/>
+        </w:rPr>
+        <w:t xml:space="preserve">compte_banque</w:t>
+      </w:r>
+      <w:r>
+        <w:t xml:space="preserve"> row.</w:t>
+      </w:r>
+    </w:p>
+    <w:p>
+      <w:pPr>
+        <w:pBdr>
+          <w:left w:val="single" w:sz="18" w:space="8" w:color="C9A227"/>
+        </w:pBdr>
+        <w:ind w:left="720" w:hanging="280"/>
+        <w:spacing w:after="60"/>
+      </w:pPr>
+      <w:r>
+        <w:t xml:space="preserve">•  </w:t>
+      </w:r>
+      <w:r>
+        <w:rPr>
+          <w:b/>
+        </w:rPr>
+        <w:t xml:space="preserve">Four verdicts</w:t>
+      </w:r>
+      <w:r>
+        <w:t xml:space="preserve">: PASS, FAIL, REVIEW REQUIRED, INCOMPLETE — exit codes 0, 2, 3, 4.</w:t>
       </w:r>
     </w:p>
     <w:p>

--- a/Anonymization_v4/docs/OP_Technical_Guide.docx
+++ b/Anonymization_v4/docs/OP_Technical_Guide.docx
@@ -258,19 +258,19 @@
         <w:rPr>
           <w:b/>
         </w:rPr>
-        <w:t xml:space="preserve">A new scope decision</w:t>
-      </w:r>
-      <w:r>
-        <w:t xml:space="preserve">, </w:t>
-      </w:r>
-      <w:r>
-        <w:rPr>
-          <w:rStyle w:val="CodeChar"/>
-        </w:rPr>
-        <w:t xml:space="preserve">APPROVE_STRUCTURE_ONLY_ACCOUNTS</w:t>
-      </w:r>
-      <w:r>
-        <w:t xml:space="preserve">, for account nodes that have no </w:t>
+        <w:t xml:space="preserve">Structure-only bank accounts.</w:t>
+      </w:r>
+      <w:r>
+        <w:t xml:space="preserve"> A </w:t>
+      </w:r>
+      <w:r>
+        <w:rPr>
+          <w:rStyle w:val="CodeChar"/>
+        </w:rPr>
+        <w:t xml:space="preserve">w_compte_banque</w:t>
+      </w:r>
+      <w:r>
+        <w:t xml:space="preserve"> node with no </w:t>
       </w:r>
       <w:r>
         <w:rPr>
@@ -279,7 +279,16 @@
         <w:t xml:space="preserve">compte_banque</w:t>
       </w:r>
       <w:r>
-        <w:t xml:space="preserve"> row.</w:t>
+        <w:t xml:space="preserve"> row is anonymized as a bank account. Never asked; </w:t>
+      </w:r>
+      <w:r>
+        <w:rPr>
+          <w:rStyle w:val="CodeChar"/>
+        </w:rPr>
+        <w:t xml:space="preserve">APPROVE_STRUCTURE_ONLY_ACCOUNTS=n</w:t>
+      </w:r>
+      <w:r>
+        <w:t xml:space="preserve"> refuses them.</w:t>
       </w:r>
     </w:p>
     <w:p>

--- a/Anonymization_v4/docs/OP_Technical_Guide.docx
+++ b/Anonymization_v4/docs/OP_Technical_Guide.docx
@@ -289,6 +289,153 @@
       </w:r>
       <w:r>
         <w:t xml:space="preserve"> refuses them.</w:t>
+      </w:r>
+    </w:p>
+    <w:p>
+      <w:pPr>
+        <w:pBdr>
+          <w:left w:val="single" w:sz="18" w:space="8" w:color="C9A227"/>
+        </w:pBdr>
+        <w:ind w:left="720" w:hanging="280"/>
+        <w:spacing w:after="60"/>
+      </w:pPr>
+      <w:r>
+        <w:t xml:space="preserve">•  </w:t>
+      </w:r>
+      <w:r>
+        <w:rPr>
+          <w:b/>
+        </w:rPr>
+        <w:t xml:space="preserve">Codes of deleted masters</w:t>
+      </w:r>
+      <w:r>
+        <w:t xml:space="preserve"> (2026-10-22). A value of a party or bank-account column that is no identity is the code of a master row deleted in the past: it is renamed too - a party as </w:t>
+      </w:r>
+      <w:r>
+        <w:rPr>
+          <w:rStyle w:val="CodeChar"/>
+        </w:rPr>
+        <w:t xml:space="preserve">X_</w:t>
+      </w:r>
+      <w:r>
+        <w:t xml:space="preserve">, an account as </w:t>
+      </w:r>
+      <w:r>
+        <w:rPr>
+          <w:rStyle w:val="CodeChar"/>
+        </w:rPr>
+        <w:t xml:space="preserve">CB_</w:t>
+      </w:r>
+      <w:r>
+        <w:t xml:space="preserve">. The dry run counts them by column. A column marked </w:t>
+      </w:r>
+      <w:r>
+        <w:rPr>
+          <w:rStyle w:val="CodeChar"/>
+        </w:rPr>
+        <w:t xml:space="preserve">[no-harvest]</w:t>
+      </w:r>
+      <w:r>
+        <w:t xml:space="preserve"> in the inventory holds other codes too and is not read for them.</w:t>
+      </w:r>
+    </w:p>
+    <w:p>
+      <w:pPr>
+        <w:pBdr>
+          <w:left w:val="single" w:sz="18" w:space="8" w:color="C9A227"/>
+        </w:pBdr>
+        <w:ind w:left="720" w:hanging="280"/>
+        <w:spacing w:after="60"/>
+      </w:pPr>
+      <w:r>
+        <w:t xml:space="preserve">•  </w:t>
+      </w:r>
+      <w:r>
+        <w:rPr>
+          <w:b/>
+        </w:rPr>
+        <w:t xml:space="preserve">The structure tree, tree by tree</w:t>
+      </w:r>
+      <w:r>
+        <w:t xml:space="preserve"> (2026-10-22). A child's </w:t>
+      </w:r>
+      <w:r>
+        <w:rPr>
+          <w:rStyle w:val="CodeChar"/>
+        </w:rPr>
+        <w:t xml:space="preserve">pere</w:t>
+      </w:r>
+      <w:r>
+        <w:t xml:space="preserve"> takes what its parent node in the same tree became. Nodes on other screens keep their code and are not reported; folder rows of the client trees are renamed after their client; other folder texts are emptied.</w:t>
+      </w:r>
+    </w:p>
+    <w:p>
+      <w:pPr>
+        <w:pBdr>
+          <w:left w:val="single" w:sz="18" w:space="8" w:color="C9A227"/>
+        </w:pBdr>
+        <w:ind w:left="720" w:hanging="280"/>
+        <w:spacing w:after="60"/>
+      </w:pPr>
+      <w:r>
+        <w:t xml:space="preserve">•  </w:t>
+      </w:r>
+      <w:r>
+        <w:rPr>
+          <w:b/>
+        </w:rPr>
+        <w:t xml:space="preserve">Free text that refuses NULL</w:t>
+      </w:r>
+      <w:r>
+        <w:t xml:space="preserve"> gets the marker </w:t>
+      </w:r>
+      <w:r>
+        <w:rPr>
+          <w:rStyle w:val="CodeChar"/>
+        </w:rPr>
+        <w:t xml:space="preserve">ANONYMIZED</w:t>
+      </w:r>
+      <w:r>
+        <w:t xml:space="preserve">, with no warning.</w:t>
+      </w:r>
+    </w:p>
+    <w:p>
+      <w:pPr>
+        <w:pBdr>
+          <w:left w:val="single" w:sz="18" w:space="8" w:color="C9A227"/>
+        </w:pBdr>
+        <w:ind w:left="720" w:hanging="280"/>
+        <w:spacing w:after="60"/>
+      </w:pPr>
+      <w:r>
+        <w:t xml:space="preserve">•  </w:t>
+      </w:r>
+      <w:r>
+        <w:rPr>
+          <w:b/>
+        </w:rPr>
+        <w:t xml:space="preserve">Archived parties</w:t>
+      </w:r>
+      <w:r>
+        <w:t xml:space="preserve"> (2026-10-22). A </w:t>
+      </w:r>
+      <w:r>
+        <w:rPr>
+          <w:rStyle w:val="CodeChar"/>
+        </w:rPr>
+        <w:t xml:space="preserve">tiers</w:t>
+      </w:r>
+      <w:r>
+        <w:t xml:space="preserve"> row flagged N with no structure node at all is a counterparty (</w:t>
+      </w:r>
+      <w:r>
+        <w:rPr>
+          <w:rStyle w:val="CodeChar"/>
+        </w:rPr>
+        <w:t xml:space="preserve">T_</w:t>
+      </w:r>
+      <w:r>
+        <w:t xml:space="preserve">), not an unclassified party.</w:t>
       </w:r>
     </w:p>
     <w:p>

--- a/Anonymization_v4/docs/OP_Technical_Guide.docx
+++ b/Anonymization_v4/docs/OP_Technical_Guide.docx
@@ -2188,7 +2188,16 @@
         <w:t xml:space="preserve">op\run_op_anonymization.bat /inventory &lt;file&gt;</w:t>
       </w:r>
       <w:r>
-        <w:t xml:space="preserve"> writes it to a file and stops.</w:t>
+        <w:t xml:space="preserve"> - or </w:t>
+      </w:r>
+      <w:r>
+        <w:rPr>
+          <w:rStyle w:val="CodeChar"/>
+        </w:rPr>
+        <w:t xml:space="preserve">op/run_op_anonymization.sh --inventory &lt;file&gt;</w:t>
+      </w:r>
+      <w:r>
+        <w:t xml:space="preserve"> on Linux, which writes the same statements - writes it to a file and stops.</w:t>
       </w:r>
     </w:p>
     <w:p>
@@ -4267,6 +4276,18 @@
         <w:br/>
         <w:t xml:space="preserve">op\lib\anon_html.ps1                 report.html</w:t>
         <w:br/>
+        <w:t xml:space="preserve">op/run_op_anonymization.sh           Linux launcher: starts lib/anon.sh in bash</w:t>
+        <w:br/>
+        <w:t xml:space="preserve">op/lib/anon.sh                       the same as anon.ps1, in bash</w:t>
+        <w:br/>
+        <w:t xml:space="preserve">op/lib/anon_screen.sh                the screen while the run works</w:t>
+        <w:br/>
+        <w:t xml:space="preserve">op/lib/anon_results.awk              the figures of a run, read from run/results.sql</w:t>
+        <w:br/>
+        <w:t xml:space="preserve">op/lib/anon_end.awk                  the end of the run on the screen</w:t>
+        <w:br/>
+        <w:t xml:space="preserve">op/lib/anon_html.awk                 report.html</w:t>
+        <w:br/>
         <w:t xml:space="preserve">op\sql\10_create_metadata_schema.sql ANON_META, created or migrated in place (SYS)</w:t>
         <w:br/>
         <w:t xml:space="preserve">op\sql\30_install_engine.sql         the op.anon_engine package</w:t>
@@ -4742,6 +4763,39 @@
       </w:r>
     </w:p>
     <w:p>
+      <w:pPr/>
+      <w:r>
+        <w:t xml:space="preserve">On Linux each session is a </w:t>
+      </w:r>
+      <w:r>
+        <w:rPr>
+          <w:rStyle w:val="CodeChar"/>
+        </w:rPr>
+        <w:t xml:space="preserve">sqlplus</w:t>
+      </w:r>
+      <w:r>
+        <w:t xml:space="preserve"> in a process group of its own. Its input is a named pipe the wrapper writes to - the </w:t>
+      </w:r>
+      <w:r>
+        <w:rPr>
+          <w:rStyle w:val="CodeChar"/>
+        </w:rPr>
+        <w:t xml:space="preserve">CONNECT</w:t>
+      </w:r>
+      <w:r>
+        <w:t xml:space="preserve"> line passes through it, and is never stored - and its output a file the wrapper reads as it grows; both are in a temporary folder only its owner can read, removed at the end. The process group keeps Ctrl+C at the terminal away from </w:t>
+      </w:r>
+      <w:r>
+        <w:rPr>
+          <w:rStyle w:val="CodeChar"/>
+        </w:rPr>
+        <w:t xml:space="preserve">sqlplus</w:t>
+      </w:r>
+      <w:r>
+        <w:t xml:space="preserve">, which would otherwise cancel the statement it runs. The wrapper needs bash 4.2 or later, awk (gawk, mawk or busybox) and the usual system commands; it starts nothing else.</w:t>
+      </w:r>
+    </w:p>
+    <w:p>
       <w:pPr>
         <w:pStyle w:val="Heading3"/>
       </w:pPr>
@@ -6827,6 +6881,30 @@
       </w:r>
     </w:p>
     <w:p>
+      <w:pPr/>
+      <w:r>
+        <w:t xml:space="preserve">On Linux, Ctrl+C is the SIGINT the wrapper receives - SIGTERM, from </w:t>
+      </w:r>
+      <w:r>
+        <w:rPr>
+          <w:rStyle w:val="CodeChar"/>
+        </w:rPr>
+        <w:t xml:space="preserve">kill</w:t>
+      </w:r>
+      <w:r>
+        <w:t xml:space="preserve">, is taken the same way - and </w:t>
+      </w:r>
+      <w:r>
+        <w:rPr>
+          <w:rStyle w:val="CodeChar"/>
+        </w:rPr>
+        <w:t xml:space="preserve">sqlplus</w:t>
+      </w:r>
+      <w:r>
+        <w:t xml:space="preserve"> never receives it (section 8). A SIGHUP, when the terminal closes, stops nothing: the run goes on to its end without its screen, and leaves its folder.</w:t>
+      </w:r>
+    </w:p>
+    <w:p>
       <w:pPr>
         <w:pStyle w:val="Heading3"/>
       </w:pPr>
@@ -7922,7 +8000,16 @@
         <w:t xml:space="preserve">anon_html.ps1</w:t>
       </w:r>
       <w:r>
-        <w:t xml:space="preserve"> from the files of the folder - </w:t>
+        <w:t xml:space="preserve"> - </w:t>
+      </w:r>
+      <w:r>
+        <w:rPr>
+          <w:rStyle w:val="CodeChar"/>
+        </w:rPr>
+        <w:t xml:space="preserve">anon_html.awk</w:t>
+      </w:r>
+      <w:r>
+        <w:t xml:space="preserve"> on Linux, which writes the same page: the regression suite compares the two - from the files of the folder - </w:t>
       </w:r>
       <w:r>
         <w:rPr>
@@ -10221,6 +10308,135 @@
               <w:rPr>
                 <w:rStyle w:val="CodeChar"/>
               </w:rPr>
+              <w:t xml:space="preserve">op/run_op_anonymization.sh</w:t>
+            </w:r>
+          </w:p>
+        </w:tc>
+        <w:tc>
+          <w:tcPr>
+            <w:tcW w:w="4680" w:type="dxa"/>
+          </w:tcPr>
+          <w:p>
+            <w:pPr>
+              <w:pStyle w:val="TableText"/>
+            </w:pPr>
+            <w:r>
+              <w:t xml:space="preserve">The entry point on Linux: starts </w:t>
+            </w:r>
+            <w:r>
+              <w:rPr>
+                <w:rStyle w:val="CodeChar"/>
+              </w:rPr>
+              <w:t xml:space="preserve">lib/anon.sh</w:t>
+            </w:r>
+            <w:r>
+              <w:t xml:space="preserve"> in bash and returns its exit code</w:t>
+            </w:r>
+          </w:p>
+        </w:tc>
+      </w:tr>
+      <w:tr>
+        <w:tc>
+          <w:tcPr>
+            <w:tcW w:w="4680" w:type="dxa"/>
+          </w:tcPr>
+          <w:p>
+            <w:pPr>
+              <w:pStyle w:val="TableText"/>
+            </w:pPr>
+            <w:r>
+              <w:rPr>
+                <w:rStyle w:val="CodeChar"/>
+              </w:rPr>
+              <w:t xml:space="preserve">op/lib/anon.sh</w:t>
+            </w:r>
+            <w:r>
+              <w:t xml:space="preserve">, </w:t>
+            </w:r>
+            <w:r>
+              <w:rPr>
+                <w:rStyle w:val="CodeChar"/>
+              </w:rPr>
+              <w:t xml:space="preserve">anon_screen.sh</w:t>
+            </w:r>
+          </w:p>
+        </w:tc>
+        <w:tc>
+          <w:tcPr>
+            <w:tcW w:w="4680" w:type="dxa"/>
+          </w:tcPr>
+          <w:p>
+            <w:pPr>
+              <w:pStyle w:val="TableText"/>
+            </w:pPr>
+            <w:r>
+              <w:t xml:space="preserve">The run and its screen, on Linux</w:t>
+            </w:r>
+          </w:p>
+        </w:tc>
+      </w:tr>
+      <w:tr>
+        <w:tc>
+          <w:tcPr>
+            <w:tcW w:w="4680" w:type="dxa"/>
+          </w:tcPr>
+          <w:p>
+            <w:pPr>
+              <w:pStyle w:val="TableText"/>
+            </w:pPr>
+            <w:r>
+              <w:rPr>
+                <w:rStyle w:val="CodeChar"/>
+              </w:rPr>
+              <w:t xml:space="preserve">op/lib/anon_results.awk</w:t>
+            </w:r>
+            <w:r>
+              <w:t xml:space="preserve">, </w:t>
+            </w:r>
+            <w:r>
+              <w:rPr>
+                <w:rStyle w:val="CodeChar"/>
+              </w:rPr>
+              <w:t xml:space="preserve">anon_end.awk</w:t>
+            </w:r>
+            <w:r>
+              <w:t xml:space="preserve">, </w:t>
+            </w:r>
+            <w:r>
+              <w:rPr>
+                <w:rStyle w:val="CodeChar"/>
+              </w:rPr>
+              <w:t xml:space="preserve">anon_html.awk</w:t>
+            </w:r>
+          </w:p>
+        </w:tc>
+        <w:tc>
+          <w:tcPr>
+            <w:tcW w:w="4680" w:type="dxa"/>
+          </w:tcPr>
+          <w:p>
+            <w:pPr>
+              <w:pStyle w:val="TableText"/>
+            </w:pPr>
+            <w:r>
+              <w:t xml:space="preserve">The figures of a run, the end of the run on the screen and its report, on Linux</w:t>
+            </w:r>
+          </w:p>
+        </w:tc>
+      </w:tr>
+      <w:tr>
+        <w:tc>
+          <w:tcPr>
+            <w:tcW w:w="4680" w:type="dxa"/>
+          </w:tcPr>
+          <w:p>
+            <w:pPr>
+              <w:pStyle w:val="TableText"/>
+            </w:pPr>
+            <w:r>
+              <w:rPr>
+                <w:rStyle w:val="CodeChar"/>
+              </w:rPr>
               <w:t xml:space="preserve">op\sql\10_create_metadata_schema.sql</w:t>
             </w:r>
           </w:p>
@@ -12234,7 +12450,7 @@
               <w:pStyle w:val="TableText"/>
             </w:pPr>
             <w:r>
-              <w:t xml:space="preserve">The triggers of OP can stay disabled until </w:t>
+              <w:t xml:space="preserve">On Windows the triggers of OP can stay disabled until </w:t>
             </w:r>
             <w:r>
               <w:rPr>
@@ -12243,7 +12459,7 @@
               <w:t xml:space="preserve">run/recover.sql</w:t>
             </w:r>
             <w:r>
-              <w:t xml:space="preserve"> is run</w:t>
+              <w:t xml:space="preserve"> is run. On Linux the run goes on to its end</w:t>
             </w:r>
           </w:p>
         </w:tc>
